--- a/lab2/reports/final/LAB2_결과보고서.docx
+++ b/lab2/reports/final/LAB2_결과보고서.docx
@@ -623,6 +623,20 @@
                 <w14:ligatures w14:val="none"/>
               </w:rPr>
             </w:pPr>
+            <w:hyperlink r:id="rId25" w:history="1">
+              <w:r>
+                <w:rPr>
+                  <w:rFonts w:ascii="맑은 고딕" w:eastAsia="맑은 고딕" w:hAnsi="맑은 고딕" w:cs="굴림"/>
+                  <w:color w:val="0563C1"/>
+                  <w:u w:val="single"/>
+                  <w:kern w:val="0"/>
+                  <w:sz w:val="21"/>
+                  <w:szCs w:val="21"/>
+                  <w14:ligatures w14:val="none"/>
+                </w:rPr>
+                <w:t xml:space="preserve">github.com/tae2yi/UOS_ece2</w:t>
+              </w:r>
+            </w:hyperlink>
             <w:r>
               <w:rPr>
                 <w:rFonts w:ascii="맑은 고딕" w:eastAsia="맑은 고딕" w:hAnsi="맑은 고딕" w:cs="굴림"/>
@@ -631,8 +645,22 @@
                 <w:szCs w:val="21"/>
                 <w14:ligatures w14:val="none"/>
               </w:rPr>
-              <w:t>[추후 입력] · [추후 입력]</w:t>
-            </w:r>
+              <w:t xml:space="preserve"> · </w:t>
+            </w:r>
+            <w:hyperlink r:id="rId26" w:history="1">
+              <w:r>
+                <w:rPr>
+                  <w:rFonts w:ascii="맑은 고딕" w:eastAsia="맑은 고딕" w:hAnsi="맑은 고딕" w:cs="굴림"/>
+                  <w:color w:val="0563C1"/>
+                  <w:u w:val="single"/>
+                  <w:kern w:val="0"/>
+                  <w:sz w:val="21"/>
+                  <w:szCs w:val="21"/>
+                  <w14:ligatures w14:val="none"/>
+                </w:rPr>
+                <w:t xml:space="preserve">27eefdb</w:t>
+              </w:r>
+            </w:hyperlink>
           </w:p>
         </w:tc>
       </w:tr>
@@ -716,6 +744,20 @@
                 <w14:ligatures w14:val="none"/>
               </w:rPr>
             </w:pPr>
+            <w:hyperlink r:id="rId27" w:history="1">
+              <w:r>
+                <w:rPr>
+                  <w:rFonts w:ascii="맑은 고딕" w:eastAsia="맑은 고딕" w:hAnsi="맑은 고딕" w:cs="굴림"/>
+                  <w:color w:val="0563C1"/>
+                  <w:u w:val="single"/>
+                  <w:kern w:val="0"/>
+                  <w:sz w:val="21"/>
+                  <w:szCs w:val="21"/>
+                  <w14:ligatures w14:val="none"/>
+                </w:rPr>
+                <w:t xml:space="preserve">youtube.com/playlist?list=PLbHlLnDMwa6Y</w:t>
+              </w:r>
+            </w:hyperlink>
             <w:r>
               <w:rPr>
                 <w:rFonts w:ascii="맑은 고딕" w:eastAsia="맑은 고딕" w:hAnsi="맑은 고딕" w:cs="굴림"/>
@@ -724,7 +766,7 @@
                 <w:szCs w:val="21"/>
                 <w14:ligatures w14:val="none"/>
               </w:rPr>
-              <w:t>[추후 입력]</w:t>
+              <w:t xml:space="preserve"> (ece2-lab2 재생목록)</w:t>
             </w:r>
           </w:p>
         </w:tc>
@@ -8070,7 +8112,7 @@
           <w:szCs w:val="21"/>
           <w14:ligatures w14:val="none"/>
         </w:rPr>
-        <w:t>00 START 교안은 통합판을 수행한 경우 버튼 모드 전환, LCD 모드명과 회로 출력을 함께 제시하도록 요구한다 [1]. 현재 제출 자료에는 8모드 통합 RTL·테스트벤치·구현 리포트나 LCD 모드명 시현이 없고, 실제 시현은 독립형 Lab 2.08이다. 따라서 통합판 동작은 미수행으로 구분한다. 또한 장치 프로그램 완료 화면은 보존 자료에서 확인되지 않아 본 보고서에 첨부하지 못했다. 보드 동작 영상 링크, GitHub 주소와 최종 제출 커밋은 추후 입력 항목이다.</w:t>
+        <w:t>00 START 교안은 통합판을 수행한 경우 버튼 모드 전환, LCD 모드명과 회로 출력을 함께 제시하도록 요구한다 [1]. 현재 제출 자료에는 8모드 통합 RTL·테스트벤치·구현 리포트나 LCD 모드명 시현이 없고, 실제 시현은 독립형 Lab 2.08이다. 따라서 통합판 동작은 미수행으로 구분한다. 또한 장치 프로그램 완료 화면은 보존 자료에서 확인되지 않아 본 보고서에 첨부하지 못했다. 보드 동작 영상, GitHub 저장소 주소와 기준 커밋 ID는 8장 제출 자료에 기재하였다.</w:t>
       </w:r>
     </w:p>
     <w:p>
@@ -8210,7 +8252,153 @@
           <w:szCs w:val="21"/>
           <w14:ligatures w14:val="none"/>
         </w:rPr>
-        <w:t xml:space="preserve"> RTL·TB·XDC: lab2/lab2_01_counter부터 lab2/lab2_08_segment_scan까지. Vivado 파형: lab2/reports/final/images/vivado. VS Code 파형: lab2/images. 보드 사진: lab2/reports/final/images. GitHub 주소: [추후 입력]. 최종 커밋 ID: [추후 입력]. 보드 시현 영상: [추후 입력].</w:t>
+        <w:t xml:space="preserve"> RTL·TB·XDC: lab2/lab2_01_counter부터 lab2/lab2_08_segment_scan까지. Vivado 파형: lab2/reports/final/images/vivado. VS Code 파형: lab2/images. 보드 사진: lab2/reports/final/images.</w:t>
+      </w:r>
+    </w:p>
+    <w:p>
+      <w:pPr>
+        <w:widowControl/>
+        <w:wordWrap/>
+        <w:autoSpaceDE/>
+        <w:autoSpaceDN/>
+        <w:spacing w:before="100" w:beforeAutospacing="1" w:after="100" w:afterAutospacing="1"/>
+        <w:rPr>
+          <w:rFonts w:ascii="맑은 고딕" w:eastAsia="맑은 고딕" w:hAnsi="맑은 고딕" w:cs="굴림"/>
+          <w:kern w:val="0"/>
+          <w:sz w:val="21"/>
+          <w:szCs w:val="21"/>
+          <w14:ligatures w14:val="none"/>
+        </w:rPr>
+      </w:pPr>
+      <w:r>
+        <w:rPr>
+          <w:rFonts w:ascii="맑은 고딕" w:eastAsia="맑은 고딕" w:hAnsi="맑은 고딕" w:cs="굴림"/>
+          <w:b/>
+          <w:bCs/>
+          <w:kern w:val="0"/>
+          <w:sz w:val="21"/>
+          <w:szCs w:val="21"/>
+          <w14:ligatures w14:val="none"/>
+        </w:rPr>
+        <w:t xml:space="preserve">GitHub 저장소. </w:t>
+      </w:r>
+      <w:hyperlink r:id="rId25" w:history="1">
+        <w:r>
+          <w:rPr>
+            <w:rFonts w:ascii="맑은 고딕" w:eastAsia="맑은 고딕" w:hAnsi="맑은 고딕" w:cs="굴림"/>
+            <w:color w:val="0563C1"/>
+            <w:u w:val="single"/>
+            <w:kern w:val="0"/>
+            <w:sz w:val="21"/>
+            <w:szCs w:val="21"/>
+            <w14:ligatures w14:val="none"/>
+          </w:rPr>
+          <w:t xml:space="preserve">https://github.com/tae2yi/UOS_ece2/tree/master/lab2</w:t>
+        </w:r>
+      </w:hyperlink>
+    </w:p>
+    <w:p>
+      <w:pPr>
+        <w:widowControl/>
+        <w:wordWrap/>
+        <w:autoSpaceDE/>
+        <w:autoSpaceDN/>
+        <w:spacing w:before="100" w:beforeAutospacing="1" w:after="100" w:afterAutospacing="1"/>
+        <w:rPr>
+          <w:rFonts w:ascii="맑은 고딕" w:eastAsia="맑은 고딕" w:hAnsi="맑은 고딕" w:cs="굴림"/>
+          <w:kern w:val="0"/>
+          <w:sz w:val="21"/>
+          <w:szCs w:val="21"/>
+          <w14:ligatures w14:val="none"/>
+        </w:rPr>
+      </w:pPr>
+      <w:r>
+        <w:rPr>
+          <w:rFonts w:ascii="맑은 고딕" w:eastAsia="맑은 고딕" w:hAnsi="맑은 고딕" w:cs="굴림"/>
+          <w:b/>
+          <w:bCs/>
+          <w:kern w:val="0"/>
+          <w:sz w:val="21"/>
+          <w:szCs w:val="21"/>
+          <w14:ligatures w14:val="none"/>
+        </w:rPr>
+        <w:t xml:space="preserve">기준 커밋 ID. </w:t>
+      </w:r>
+      <w:hyperlink r:id="rId26" w:history="1">
+        <w:r>
+          <w:rPr>
+            <w:rFonts w:ascii="맑은 고딕" w:eastAsia="맑은 고딕" w:hAnsi="맑은 고딕" w:cs="굴림"/>
+            <w:color w:val="0563C1"/>
+            <w:u w:val="single"/>
+            <w:kern w:val="0"/>
+            <w:sz w:val="21"/>
+            <w:szCs w:val="21"/>
+            <w14:ligatures w14:val="none"/>
+          </w:rPr>
+          <w:t xml:space="preserve">27eefdb44945af11842fe104defd1358e2aa2b1b</w:t>
+        </w:r>
+      </w:hyperlink>
+      <w:r>
+        <w:rPr>
+          <w:rFonts w:ascii="맑은 고딕" w:eastAsia="맑은 고딕" w:hAnsi="맑은 고딕" w:cs="굴림"/>
+          <w:kern w:val="0"/>
+          <w:sz w:val="21"/>
+          <w:szCs w:val="21"/>
+          <w14:ligatures w14:val="none"/>
+        </w:rPr>
+        <w:t xml:space="preserve"> (master, “lab2: 실험 01-08 프로젝트 소스 추가”). 본 보고서의 RTL·TB·XDC와 증빙 로그는 이 커밋 기준이다.</w:t>
+      </w:r>
+    </w:p>
+    <w:p>
+      <w:pPr>
+        <w:widowControl/>
+        <w:wordWrap/>
+        <w:autoSpaceDE/>
+        <w:autoSpaceDN/>
+        <w:spacing w:before="100" w:beforeAutospacing="1" w:after="100" w:afterAutospacing="1"/>
+        <w:rPr>
+          <w:rFonts w:ascii="맑은 고딕" w:eastAsia="맑은 고딕" w:hAnsi="맑은 고딕" w:cs="굴림"/>
+          <w:kern w:val="0"/>
+          <w:sz w:val="21"/>
+          <w:szCs w:val="21"/>
+          <w14:ligatures w14:val="none"/>
+        </w:rPr>
+      </w:pPr>
+      <w:r>
+        <w:rPr>
+          <w:rFonts w:ascii="맑은 고딕" w:eastAsia="맑은 고딕" w:hAnsi="맑은 고딕" w:cs="굴림"/>
+          <w:b/>
+          <w:bCs/>
+          <w:kern w:val="0"/>
+          <w:sz w:val="21"/>
+          <w:szCs w:val="21"/>
+          <w14:ligatures w14:val="none"/>
+        </w:rPr>
+        <w:t xml:space="preserve">보드 시현 영상. </w:t>
+      </w:r>
+      <w:hyperlink r:id="rId27" w:history="1">
+        <w:r>
+          <w:rPr>
+            <w:rFonts w:ascii="맑은 고딕" w:eastAsia="맑은 고딕" w:hAnsi="맑은 고딕" w:cs="굴림"/>
+            <w:color w:val="0563C1"/>
+            <w:u w:val="single"/>
+            <w:kern w:val="0"/>
+            <w:sz w:val="21"/>
+            <w:szCs w:val="21"/>
+            <w14:ligatures w14:val="none"/>
+          </w:rPr>
+          <w:t xml:space="preserve">https://youtube.com/playlist?list=PLbHlLnDMwa6Y&amp;si=6yP5VxLgyYnV-kgB</w:t>
+        </w:r>
+      </w:hyperlink>
+      <w:r>
+        <w:rPr>
+          <w:rFonts w:ascii="맑은 고딕" w:eastAsia="맑은 고딕" w:hAnsi="맑은 고딕" w:cs="굴림"/>
+          <w:kern w:val="0"/>
+          <w:sz w:val="21"/>
+          <w:szCs w:val="21"/>
+          <w14:ligatures w14:val="none"/>
+        </w:rPr>
+        <w:t xml:space="preserve"> (YouTube 재생목록 “ece2-lab2”).</w:t>
       </w:r>
     </w:p>
     <w:p>
